--- a/LOIS_lab4.docx
+++ b/LOIS_lab4.docx
@@ -1,6 +1,6 @@
 
 <file path=word/document.xml><?xml version="1.0" encoding="utf-8"?>
-<w:document xmlns:wpc="http://schemas.microsoft.com/office/word/2010/wordprocessingCanvas" xmlns:cx="http://schemas.microsoft.com/office/drawing/2014/chartex" xmlns:cx1="http://schemas.microsoft.com/office/drawing/2015/9/8/chartex" xmlns:cx2="http://schemas.microsoft.com/office/drawing/2015/10/21/chartex" xmlns:cx3="http://schemas.microsoft.com/office/drawing/2016/5/9/chartex" xmlns:cx4="http://schemas.microsoft.com/office/drawing/2016/5/10/chartex" xmlns:cx5="http://schemas.microsoft.com/office/drawing/2016/5/11/chartex" xmlns:cx6="http://schemas.microsoft.com/office/drawing/2016/5/12/chartex" xmlns:cx7="http://schemas.microsoft.com/office/drawing/2016/5/13/chartex" xmlns:cx8="http://schemas.microsoft.com/office/drawing/2016/5/14/chartex" xmlns:mc="http://schemas.openxmlformats.org/markup-compatibility/2006" xmlns:aink="http://schemas.microsoft.com/office/drawing/2016/ink" xmlns:am3d="http://schemas.microsoft.com/office/drawing/2017/model3d" xmlns:o="urn:schemas-microsoft-com:office:office" xmlns:r="http://schemas.openxmlformats.org/officeDocument/2006/relationships" xmlns:m="http://schemas.openxmlformats.org/officeDocument/2006/math" xmlns:v="urn:schemas-microsoft-com:vml" xmlns:wp14="http://schemas.microsoft.com/office/word/2010/wordprocessingDrawing" xmlns:wp="http://schemas.openxmlformats.org/drawingml/2006/wordprocessingDrawing" xmlns:w10="urn:schemas-microsoft-com:office:word" xmlns:w="http://schemas.openxmlformats.org/wordprocessingml/2006/main" xmlns:w14="http://schemas.microsoft.com/office/word/2010/wordml" xmlns:w15="http://schemas.microsoft.com/office/word/2012/wordml" xmlns:w16cex="http://schemas.microsoft.com/office/word/2018/wordml/cex" xmlns:w16cid="http://schemas.microsoft.com/office/word/2016/wordml/cid" xmlns:w16="http://schemas.microsoft.com/office/word/2018/wordml" xmlns:w16sdtdh="http://schemas.microsoft.com/office/word/2020/wordml/sdtdatahash" xmlns:w16se="http://schemas.microsoft.com/office/word/2015/wordml/symex" xmlns:wpg="http://schemas.microsoft.com/office/word/2010/wordprocessingGroup" xmlns:wpi="http://schemas.microsoft.com/office/word/2010/wordprocessingInk" xmlns:wne="http://schemas.microsoft.com/office/word/2006/wordml" xmlns:wps="http://schemas.microsoft.com/office/word/2010/wordprocessingShape" mc:Ignorable="w14 w15 w16se w16cid w16 w16cex w16sdtdh wp14">
+<w:document xmlns:wpc="http://schemas.microsoft.com/office/word/2010/wordprocessingCanvas" xmlns:cx="http://schemas.microsoft.com/office/drawing/2014/chartex" xmlns:cx1="http://schemas.microsoft.com/office/drawing/2015/9/8/chartex" xmlns:cx2="http://schemas.microsoft.com/office/drawing/2015/10/21/chartex" xmlns:cx3="http://schemas.microsoft.com/office/drawing/2016/5/9/chartex" xmlns:cx4="http://schemas.microsoft.com/office/drawing/2016/5/10/chartex" xmlns:cx5="http://schemas.microsoft.com/office/drawing/2016/5/11/chartex" xmlns:cx6="http://schemas.microsoft.com/office/drawing/2016/5/12/chartex" xmlns:cx7="http://schemas.microsoft.com/office/drawing/2016/5/13/chartex" xmlns:cx8="http://schemas.microsoft.com/office/drawing/2016/5/14/chartex" xmlns:mc="http://schemas.openxmlformats.org/markup-compatibility/2006" xmlns:aink="http://schemas.microsoft.com/office/drawing/2016/ink" xmlns:am3d="http://schemas.microsoft.com/office/drawing/2017/model3d" xmlns:o="urn:schemas-microsoft-com:office:office" xmlns:r="http://schemas.openxmlformats.org/officeDocument/2006/relationships" xmlns:m="http://schemas.openxmlformats.org/officeDocument/2006/math" xmlns:v="urn:schemas-microsoft-com:vml" xmlns:wp14="http://schemas.microsoft.com/office/word/2010/wordprocessingDrawing" xmlns:wp="http://schemas.openxmlformats.org/drawingml/2006/wordprocessingDrawing" xmlns:w10="urn:schemas-microsoft-com:office:word" xmlns:w="http://schemas.openxmlformats.org/wordprocessingml/2006/main" xmlns:w14="http://schemas.microsoft.com/office/word/2010/wordml" xmlns:w15="http://schemas.microsoft.com/office/word/2012/wordml" xmlns:w16cex="http://schemas.microsoft.com/office/word/2018/wordml/cex" xmlns:w16cid="http://schemas.microsoft.com/office/word/2016/wordml/cid" xmlns:w16="http://schemas.microsoft.com/office/word/2018/wordml" xmlns:w16se="http://schemas.microsoft.com/office/word/2015/wordml/symex" xmlns:wpg="http://schemas.microsoft.com/office/word/2010/wordprocessingGroup" xmlns:wpi="http://schemas.microsoft.com/office/word/2010/wordprocessingInk" xmlns:wne="http://schemas.microsoft.com/office/word/2006/wordml" xmlns:wps="http://schemas.microsoft.com/office/word/2010/wordprocessingShape" mc:Ignorable="w14 w15 w16se w16cid w16 w16cex wp14">
   <w:body>
     <w:p>
       <w:pPr>
@@ -254,7 +254,7 @@
     </w:p>
     <w:tbl>
       <w:tblPr>
-        <w:tblStyle w:val="TableGrid0"/>
+        <w:tblStyle w:val="TableGrid"/>
         <w:tblpPr w:leftFromText="180" w:rightFromText="180" w:vertAnchor="text" w:horzAnchor="margin" w:tblpXSpec="right" w:tblpY="2114"/>
         <w:tblW w:w="10206" w:type="dxa"/>
         <w:tblInd w:w="0" w:type="dxa"/>
@@ -3056,7 +3056,7 @@
     </w:p>
     <w:p>
       <w:pPr>
-        <w:pStyle w:val="ListParagraph"/>
+        <w:pStyle w:val="a4"/>
         <w:numPr>
           <w:ilvl w:val="0"/>
           <w:numId w:val="34"/>
@@ -3095,7 +3095,7 @@
     </w:p>
     <w:p>
       <w:pPr>
-        <w:pStyle w:val="ListParagraph"/>
+        <w:pStyle w:val="a4"/>
         <w:numPr>
           <w:ilvl w:val="1"/>
           <w:numId w:val="34"/>
@@ -3170,7 +3170,7 @@
     </w:p>
     <w:p>
       <w:pPr>
-        <w:pStyle w:val="ListParagraph"/>
+        <w:pStyle w:val="a4"/>
         <w:numPr>
           <w:ilvl w:val="1"/>
           <w:numId w:val="34"/>
@@ -3270,7 +3270,7 @@
     </w:p>
     <w:p>
       <w:pPr>
-        <w:pStyle w:val="ListParagraph"/>
+        <w:pStyle w:val="a4"/>
         <w:numPr>
           <w:ilvl w:val="1"/>
           <w:numId w:val="34"/>
@@ -3350,7 +3350,7 @@
     </w:p>
     <w:p>
       <w:pPr>
-        <w:pStyle w:val="ListParagraph"/>
+        <w:pStyle w:val="a4"/>
         <w:numPr>
           <w:ilvl w:val="1"/>
           <w:numId w:val="34"/>
@@ -3400,7 +3400,7 @@
     </w:p>
     <w:p>
       <w:pPr>
-        <w:pStyle w:val="ListParagraph"/>
+        <w:pStyle w:val="a4"/>
         <w:numPr>
           <w:ilvl w:val="1"/>
           <w:numId w:val="34"/>
@@ -3480,7 +3480,7 @@
     </w:p>
     <w:p>
       <w:pPr>
-        <w:pStyle w:val="ListParagraph"/>
+        <w:pStyle w:val="a4"/>
         <w:numPr>
           <w:ilvl w:val="1"/>
           <w:numId w:val="34"/>
@@ -3550,7 +3550,7 @@
     </w:p>
     <w:p>
       <w:pPr>
-        <w:pStyle w:val="ListParagraph"/>
+        <w:pStyle w:val="a4"/>
         <w:numPr>
           <w:ilvl w:val="1"/>
           <w:numId w:val="34"/>
@@ -3620,7 +3620,7 @@
     </w:p>
     <w:p>
       <w:pPr>
-        <w:pStyle w:val="ListParagraph"/>
+        <w:pStyle w:val="a4"/>
         <w:numPr>
           <w:ilvl w:val="1"/>
           <w:numId w:val="34"/>
@@ -3700,7 +3700,7 @@
     </w:p>
     <w:p>
       <w:pPr>
-        <w:pStyle w:val="ListParagraph"/>
+        <w:pStyle w:val="a4"/>
         <w:numPr>
           <w:ilvl w:val="1"/>
           <w:numId w:val="34"/>
@@ -3780,7 +3780,7 @@
     </w:p>
     <w:p>
       <w:pPr>
-        <w:pStyle w:val="ListParagraph"/>
+        <w:pStyle w:val="a4"/>
         <w:numPr>
           <w:ilvl w:val="0"/>
           <w:numId w:val="34"/>
@@ -3830,7 +3830,7 @@
     </w:p>
     <w:p>
       <w:pPr>
-        <w:pStyle w:val="ListParagraph"/>
+        <w:pStyle w:val="a4"/>
         <w:numPr>
           <w:ilvl w:val="1"/>
           <w:numId w:val="34"/>
@@ -3890,7 +3890,7 @@
     </w:p>
     <w:p>
       <w:pPr>
-        <w:pStyle w:val="ListParagraph"/>
+        <w:pStyle w:val="a4"/>
         <w:numPr>
           <w:ilvl w:val="1"/>
           <w:numId w:val="34"/>
@@ -3950,7 +3950,7 @@
     </w:p>
     <w:p>
       <w:pPr>
-        <w:pStyle w:val="ListParagraph"/>
+        <w:pStyle w:val="a4"/>
         <w:numPr>
           <w:ilvl w:val="1"/>
           <w:numId w:val="34"/>
@@ -4031,7 +4031,7 @@
     </w:p>
     <w:p>
       <w:pPr>
-        <w:pStyle w:val="ListParagraph"/>
+        <w:pStyle w:val="a4"/>
         <w:numPr>
           <w:ilvl w:val="1"/>
           <w:numId w:val="34"/>
@@ -4091,7 +4091,7 @@
     </w:p>
     <w:p>
       <w:pPr>
-        <w:pStyle w:val="ListParagraph"/>
+        <w:pStyle w:val="a4"/>
         <w:numPr>
           <w:ilvl w:val="1"/>
           <w:numId w:val="34"/>
@@ -4151,7 +4151,7 @@
     </w:p>
     <w:p>
       <w:pPr>
-        <w:pStyle w:val="ListParagraph"/>
+        <w:pStyle w:val="a4"/>
         <w:numPr>
           <w:ilvl w:val="1"/>
           <w:numId w:val="34"/>
@@ -4211,7 +4211,7 @@
     </w:p>
     <w:p>
       <w:pPr>
-        <w:pStyle w:val="ListParagraph"/>
+        <w:pStyle w:val="a4"/>
         <w:numPr>
           <w:ilvl w:val="1"/>
           <w:numId w:val="34"/>
@@ -4271,7 +4271,7 @@
     </w:p>
     <w:p>
       <w:pPr>
-        <w:pStyle w:val="ListParagraph"/>
+        <w:pStyle w:val="a4"/>
         <w:numPr>
           <w:ilvl w:val="1"/>
           <w:numId w:val="34"/>
@@ -4331,7 +4331,7 @@
     </w:p>
     <w:p>
       <w:pPr>
-        <w:pStyle w:val="ListParagraph"/>
+        <w:pStyle w:val="a4"/>
         <w:numPr>
           <w:ilvl w:val="1"/>
           <w:numId w:val="34"/>
@@ -4391,7 +4391,7 @@
     </w:p>
     <w:p>
       <w:pPr>
-        <w:pStyle w:val="ListParagraph"/>
+        <w:pStyle w:val="a4"/>
         <w:numPr>
           <w:ilvl w:val="1"/>
           <w:numId w:val="34"/>
@@ -4451,7 +4451,7 @@
     </w:p>
     <w:p>
       <w:pPr>
-        <w:pStyle w:val="ListParagraph"/>
+        <w:pStyle w:val="a4"/>
         <w:numPr>
           <w:ilvl w:val="1"/>
           <w:numId w:val="34"/>
@@ -4511,7 +4511,7 @@
     </w:p>
     <w:p>
       <w:pPr>
-        <w:pStyle w:val="ListParagraph"/>
+        <w:pStyle w:val="a4"/>
         <w:numPr>
           <w:ilvl w:val="1"/>
           <w:numId w:val="34"/>
@@ -4662,7 +4662,6 @@
           <w:sz w:val="24"/>
           <w:szCs w:val="24"/>
           <w:shd w:val="clear" w:color="auto" w:fill="FBFBFB"/>
-          <w:lang w:val="en-US"/>
         </w:rPr>
       </w:pPr>
       <w:r>
@@ -4678,7 +4677,6 @@
           <w:rFonts w:ascii="Times New Roman" w:hAnsi="Times New Roman" w:cs="Times New Roman"/>
           <w:sz w:val="24"/>
           <w:szCs w:val="24"/>
-          <w:lang w:val="en-US"/>
         </w:rPr>
         <w:t xml:space="preserve"> </w:t>
       </w:r>
@@ -4695,7 +4693,6 @@
           <w:rFonts w:ascii="Times New Roman" w:hAnsi="Times New Roman" w:cs="Times New Roman"/>
           <w:sz w:val="24"/>
           <w:szCs w:val="24"/>
-          <w:lang w:val="en-US"/>
         </w:rPr>
         <w:t xml:space="preserve"> </w:t>
       </w:r>
@@ -4709,7 +4706,7 @@
           <w:shd w:val="clear" w:color="auto" w:fill="FBFBFB"/>
           <w:lang w:val="en-US"/>
         </w:rPr>
-        <w:t>get_solutions_1</w:t>
+        <w:t>get</w:t>
       </w:r>
       <w:r>
         <w:rPr>
@@ -4719,30 +4716,31 @@
           <w:sz w:val="24"/>
           <w:szCs w:val="24"/>
           <w:shd w:val="clear" w:color="auto" w:fill="FBFBFB"/>
-          <w:lang w:val="en-US"/>
-        </w:rPr>
-        <w:t xml:space="preserve"> </w:t>
-      </w:r>
-      <w:r>
-        <w:rPr>
-          <w:rFonts w:ascii="Times New Roman" w:hAnsi="Times New Roman" w:cs="Times New Roman"/>
+        </w:rPr>
+        <w:t>_</w:t>
+      </w:r>
+      <w:r>
+        <w:rPr>
+          <w:rFonts w:ascii="Times New Roman" w:hAnsi="Times New Roman" w:cs="Times New Roman"/>
+          <w:b/>
           <w:color w:val="000000"/>
           <w:sz w:val="24"/>
           <w:szCs w:val="24"/>
           <w:shd w:val="clear" w:color="auto" w:fill="FBFBFB"/>
           <w:lang w:val="en-US"/>
         </w:rPr>
-        <w:t>(</w:t>
-      </w:r>
-      <w:r>
-        <w:rPr>
-          <w:rFonts w:ascii="Times New Roman" w:hAnsi="Times New Roman" w:cs="Times New Roman"/>
+        <w:t>solutions</w:t>
+      </w:r>
+      <w:r>
+        <w:rPr>
+          <w:rFonts w:ascii="Times New Roman" w:hAnsi="Times New Roman" w:cs="Times New Roman"/>
+          <w:b/>
           <w:color w:val="000000"/>
           <w:sz w:val="24"/>
           <w:szCs w:val="24"/>
           <w:shd w:val="clear" w:color="auto" w:fill="FBFBFB"/>
         </w:rPr>
-        <w:t>Рис</w:t>
+        <w:t xml:space="preserve">_1 </w:t>
       </w:r>
       <w:r>
         <w:rPr>
@@ -4751,7 +4749,26 @@
           <w:sz w:val="24"/>
           <w:szCs w:val="24"/>
           <w:shd w:val="clear" w:color="auto" w:fill="FBFBFB"/>
-          <w:lang w:val="en-US"/>
+        </w:rPr>
+        <w:t>(</w:t>
+      </w:r>
+      <w:r>
+        <w:rPr>
+          <w:rFonts w:ascii="Times New Roman" w:hAnsi="Times New Roman" w:cs="Times New Roman"/>
+          <w:color w:val="000000"/>
+          <w:sz w:val="24"/>
+          <w:szCs w:val="24"/>
+          <w:shd w:val="clear" w:color="auto" w:fill="FBFBFB"/>
+        </w:rPr>
+        <w:t>Рис</w:t>
+      </w:r>
+      <w:r>
+        <w:rPr>
+          <w:rFonts w:ascii="Times New Roman" w:hAnsi="Times New Roman" w:cs="Times New Roman"/>
+          <w:color w:val="000000"/>
+          <w:sz w:val="24"/>
+          <w:szCs w:val="24"/>
+          <w:shd w:val="clear" w:color="auto" w:fill="FBFBFB"/>
         </w:rPr>
         <w:t>. 1.):</w:t>
       </w:r>
@@ -5021,49 +5038,32 @@
           <w:shd w:val="clear" w:color="auto" w:fill="FBFBFB"/>
           <w:lang w:val="en-US"/>
         </w:rPr>
-        <w:t xml:space="preserve">. </w:t>
-      </w:r>
-      <w:r>
-        <w:rPr>
-          <w:rFonts w:ascii="Times New Roman" w:hAnsi="Times New Roman" w:cs="Times New Roman"/>
-          <w:color w:val="000000"/>
+        <w:t>. 2.):</w:t>
+      </w:r>
+    </w:p>
+    <w:p>
+      <w:pPr>
+        <w:rPr>
+          <w:rFonts w:ascii="Times New Roman" w:hAnsi="Times New Roman" w:cs="Times New Roman"/>
           <w:sz w:val="24"/>
           <w:szCs w:val="24"/>
-          <w:shd w:val="clear" w:color="auto" w:fill="FBFBFB"/>
-          <w:lang w:val="en-US"/>
-        </w:rPr>
-        <w:t>2</w:t>
-      </w:r>
-      <w:r>
-        <w:rPr>
-          <w:rFonts w:ascii="Times New Roman" w:hAnsi="Times New Roman" w:cs="Times New Roman"/>
-          <w:color w:val="000000"/>
+          <w:lang w:val="en-US"/>
+        </w:rPr>
+      </w:pPr>
+      <w:r>
+        <w:rPr>
+          <w:rFonts w:ascii="Times New Roman" w:hAnsi="Times New Roman" w:cs="Times New Roman"/>
+          <w:noProof/>
           <w:sz w:val="24"/>
           <w:szCs w:val="24"/>
-          <w:shd w:val="clear" w:color="auto" w:fill="FBFBFB"/>
-          <w:lang w:val="en-US"/>
-        </w:rPr>
-        <w:t>.):</w:t>
-      </w:r>
-    </w:p>
-    <w:p>
-      <w:pPr>
-        <w:rPr>
-          <w:rFonts w:ascii="Times New Roman" w:hAnsi="Times New Roman" w:cs="Times New Roman"/>
-          <w:sz w:val="24"/>
-          <w:szCs w:val="24"/>
-        </w:rPr>
-      </w:pPr>
-      <w:r>
-        <w:rPr>
-          <w:noProof/>
+          <w:lang w:val="en-US"/>
         </w:rPr>
         <w:lastRenderedPageBreak/>
         <w:drawing>
-          <wp:inline distT="0" distB="0" distL="0" distR="0" wp14:anchorId="10B916C3" wp14:editId="5B3B63DF">
-            <wp:extent cx="6362700" cy="4731047"/>
-            <wp:effectExtent l="0" t="0" r="0" b="0"/>
-            <wp:docPr id="8" name="Picture 8"/>
+          <wp:inline distT="0" distB="0" distL="0" distR="0" wp14:anchorId="17CA33BE" wp14:editId="29DBC8E6">
+            <wp:extent cx="5692140" cy="4230743"/>
+            <wp:effectExtent l="0" t="0" r="3810" b="0"/>
+            <wp:docPr id="3" name="Picture 3"/>
             <wp:cNvGraphicFramePr>
               <a:graphicFrameLocks xmlns:a="http://schemas.openxmlformats.org/drawingml/2006/main" noChangeAspect="1"/>
             </wp:cNvGraphicFramePr>
@@ -5071,7 +5071,7 @@
               <a:graphicData uri="http://schemas.openxmlformats.org/drawingml/2006/picture">
                 <pic:pic xmlns:pic="http://schemas.openxmlformats.org/drawingml/2006/picture">
                   <pic:nvPicPr>
-                    <pic:cNvPr id="0" name="Picture 3"/>
+                    <pic:cNvPr id="0" name="Picture 1"/>
                     <pic:cNvPicPr>
                       <a:picLocks noChangeAspect="1" noChangeArrowheads="1"/>
                     </pic:cNvPicPr>
@@ -5092,7 +5092,7 @@
                   <pic:spPr bwMode="auto">
                     <a:xfrm>
                       <a:off x="0" y="0"/>
-                      <a:ext cx="6373649" cy="4739189"/>
+                      <a:ext cx="5696890" cy="4234273"/>
                     </a:xfrm>
                     <a:prstGeom prst="rect">
                       <a:avLst/>
@@ -5377,7 +5377,7 @@
     <w:p>
       <w:pPr>
         <w:rPr>
-          <w:rFonts w:ascii="Times New Roman" w:eastAsia="MS Mincho" w:hAnsi="Times New Roman" w:cs="Times New Roman" w:hint="eastAsia"/>
+          <w:rFonts w:ascii="Times New Roman" w:eastAsia="MS Mincho" w:hAnsi="Times New Roman" w:cs="Times New Roman"/>
           <w:sz w:val="24"/>
           <w:szCs w:val="24"/>
           <w:lang w:val="en-US" w:eastAsia="ja-JP"/>
@@ -5697,7 +5697,7 @@
       <w:pPr>
         <w:jc w:val="center"/>
         <w:rPr>
-          <w:rFonts w:ascii="Times New Roman" w:eastAsia="MS Mincho" w:hAnsi="Times New Roman" w:cs="Times New Roman" w:hint="eastAsia"/>
+          <w:rFonts w:ascii="Times New Roman" w:eastAsia="MS Mincho" w:hAnsi="Times New Roman" w:cs="Times New Roman"/>
           <w:sz w:val="24"/>
           <w:szCs w:val="24"/>
           <w:lang w:val="en-US" w:eastAsia="ja-JP"/>
@@ -6019,7 +6019,7 @@
       <w:pPr>
         <w:jc w:val="center"/>
         <w:rPr>
-          <w:rFonts w:ascii="Times New Roman" w:eastAsia="MS Mincho" w:hAnsi="Times New Roman" w:cs="Times New Roman" w:hint="eastAsia"/>
+          <w:rFonts w:ascii="Times New Roman" w:eastAsia="MS Mincho" w:hAnsi="Times New Roman" w:cs="Times New Roman"/>
           <w:sz w:val="24"/>
           <w:szCs w:val="24"/>
           <w:lang w:val="en-US" w:eastAsia="ja-JP"/>
@@ -6112,29 +6112,7 @@
           <w:szCs w:val="18"/>
           <w:lang w:val="en-US"/>
         </w:rPr>
-        <w:t xml:space="preserve">. </w:t>
-      </w:r>
-      <w:r>
-        <w:rPr>
-          <w:rFonts w:ascii="Times New Roman" w:hAnsi="Times New Roman" w:cs="Times New Roman"/>
-          <w:i/>
-          <w:iCs/>
-          <w:sz w:val="18"/>
-          <w:szCs w:val="18"/>
-          <w:lang w:val="en-US"/>
-        </w:rPr>
-        <w:t>5</w:t>
-      </w:r>
-      <w:r>
-        <w:rPr>
-          <w:rFonts w:ascii="Times New Roman" w:hAnsi="Times New Roman" w:cs="Times New Roman"/>
-          <w:i/>
-          <w:iCs/>
-          <w:sz w:val="18"/>
-          <w:szCs w:val="18"/>
-          <w:lang w:val="en-US"/>
-        </w:rPr>
-        <w:t xml:space="preserve">. </w:t>
+        <w:t xml:space="preserve">. 5. </w:t>
       </w:r>
       <w:r>
         <w:rPr>
@@ -6340,7 +6318,7 @@
       <w:pPr>
         <w:jc w:val="center"/>
         <w:rPr>
-          <w:rFonts w:ascii="Times New Roman" w:eastAsia="MS Mincho" w:hAnsi="Times New Roman" w:cs="Times New Roman" w:hint="eastAsia"/>
+          <w:rFonts w:ascii="Times New Roman" w:eastAsia="MS Mincho" w:hAnsi="Times New Roman" w:cs="Times New Roman"/>
           <w:sz w:val="24"/>
           <w:szCs w:val="24"/>
           <w:lang w:val="en-US" w:eastAsia="ja-JP"/>
@@ -6647,7 +6625,7 @@
       <w:pPr>
         <w:jc w:val="center"/>
         <w:rPr>
-          <w:rFonts w:ascii="Times New Roman" w:eastAsia="MS Mincho" w:hAnsi="Times New Roman" w:cs="Times New Roman" w:hint="eastAsia"/>
+          <w:rFonts w:ascii="Times New Roman" w:eastAsia="MS Mincho" w:hAnsi="Times New Roman" w:cs="Times New Roman"/>
           <w:sz w:val="24"/>
           <w:szCs w:val="24"/>
           <w:lang w:val="en-US" w:eastAsia="ja-JP"/>
@@ -6953,7 +6931,7 @@
       <w:pPr>
         <w:jc w:val="center"/>
         <w:rPr>
-          <w:rFonts w:ascii="Times New Roman" w:eastAsia="MS Mincho" w:hAnsi="Times New Roman" w:cs="Times New Roman" w:hint="eastAsia"/>
+          <w:rFonts w:ascii="Times New Roman" w:eastAsia="MS Mincho" w:hAnsi="Times New Roman" w:cs="Times New Roman"/>
           <w:sz w:val="24"/>
           <w:szCs w:val="24"/>
           <w:lang w:val="en-US" w:eastAsia="ja-JP"/>
@@ -7260,7 +7238,7 @@
       <w:pPr>
         <w:jc w:val="center"/>
         <w:rPr>
-          <w:rFonts w:ascii="Times New Roman" w:eastAsia="MS Mincho" w:hAnsi="Times New Roman" w:cs="Times New Roman" w:hint="eastAsia"/>
+          <w:rFonts w:ascii="Times New Roman" w:eastAsia="MS Mincho" w:hAnsi="Times New Roman" w:cs="Times New Roman"/>
           <w:sz w:val="24"/>
           <w:szCs w:val="24"/>
           <w:lang w:val="en-US" w:eastAsia="ja-JP"/>
@@ -7567,7 +7545,7 @@
       <w:pPr>
         <w:jc w:val="center"/>
         <w:rPr>
-          <w:rFonts w:ascii="Times New Roman" w:eastAsia="MS Mincho" w:hAnsi="Times New Roman" w:cs="Times New Roman" w:hint="eastAsia"/>
+          <w:rFonts w:ascii="Times New Roman" w:eastAsia="MS Mincho" w:hAnsi="Times New Roman" w:cs="Times New Roman"/>
           <w:sz w:val="24"/>
           <w:szCs w:val="24"/>
           <w:lang w:val="en-US" w:eastAsia="ja-JP"/>
@@ -7856,7 +7834,7 @@
           <w:shd w:val="clear" w:color="auto" w:fill="FBFBFB"/>
           <w:lang w:val="en-US"/>
         </w:rPr>
-        <w:t>1</w:t>
+        <w:t>11</w:t>
       </w:r>
       <w:r>
         <w:rPr>
@@ -7867,17 +7845,6 @@
           <w:shd w:val="clear" w:color="auto" w:fill="FBFBFB"/>
           <w:lang w:val="en-US"/>
         </w:rPr>
-        <w:t>1</w:t>
-      </w:r>
-      <w:r>
-        <w:rPr>
-          <w:rFonts w:ascii="Times New Roman" w:hAnsi="Times New Roman" w:cs="Times New Roman"/>
-          <w:color w:val="000000"/>
-          <w:sz w:val="24"/>
-          <w:szCs w:val="24"/>
-          <w:shd w:val="clear" w:color="auto" w:fill="FBFBFB"/>
-          <w:lang w:val="en-US"/>
-        </w:rPr>
         <w:t>.):</w:t>
       </w:r>
     </w:p>
@@ -7885,7 +7852,7 @@
       <w:pPr>
         <w:jc w:val="center"/>
         <w:rPr>
-          <w:rFonts w:ascii="Times New Roman" w:eastAsia="MS Mincho" w:hAnsi="Times New Roman" w:cs="Times New Roman" w:hint="eastAsia"/>
+          <w:rFonts w:ascii="Times New Roman" w:eastAsia="MS Mincho" w:hAnsi="Times New Roman" w:cs="Times New Roman"/>
           <w:sz w:val="24"/>
           <w:szCs w:val="24"/>
           <w:lang w:val="en-US" w:eastAsia="ja-JP"/>
@@ -7990,18 +7957,7 @@
           <w:szCs w:val="18"/>
           <w:lang w:val="en-US"/>
         </w:rPr>
-        <w:t>1</w:t>
-      </w:r>
-      <w:r>
-        <w:rPr>
-          <w:rFonts w:ascii="Times New Roman" w:hAnsi="Times New Roman" w:cs="Times New Roman"/>
-          <w:i/>
-          <w:iCs/>
-          <w:sz w:val="18"/>
-          <w:szCs w:val="18"/>
-          <w:lang w:val="en-US"/>
-        </w:rPr>
-        <w:t>1</w:t>
+        <w:t>11</w:t>
       </w:r>
       <w:r>
         <w:rPr>
@@ -8211,7 +8167,7 @@
     </w:p>
     <w:p>
       <w:pPr>
-        <w:pStyle w:val="ListParagraph"/>
+        <w:pStyle w:val="a4"/>
         <w:tabs>
           <w:tab w:val="left" w:pos="425"/>
         </w:tabs>
@@ -8226,6 +8182,7 @@
       <w:r>
         <w:rPr>
           <w:rFonts w:ascii="Times New Roman" w:hAnsi="Times New Roman" w:cs="Times New Roman"/>
+          <w:noProof/>
           <w:sz w:val="28"/>
           <w:szCs w:val="28"/>
         </w:rPr>
@@ -8268,7 +8225,7 @@
     </w:p>
     <w:p>
       <w:pPr>
-        <w:pStyle w:val="ListParagraph"/>
+        <w:pStyle w:val="a4"/>
         <w:keepNext/>
         <w:tabs>
           <w:tab w:val="left" w:pos="425"/>
@@ -8281,7 +8238,7 @@
     </w:p>
     <w:p>
       <w:pPr>
-        <w:pStyle w:val="Caption"/>
+        <w:pStyle w:val="a5"/>
         <w:ind w:left="630"/>
         <w:jc w:val="center"/>
         <w:rPr>
@@ -8499,7 +8456,7 @@
     </w:p>
     <w:p>
       <w:pPr>
-        <w:pStyle w:val="Caption"/>
+        <w:pStyle w:val="a5"/>
         <w:ind w:left="-142"/>
         <w:jc w:val="center"/>
         <w:rPr>
@@ -8765,7 +8722,7 @@
     </w:p>
     <w:p>
       <w:pPr>
-        <w:pStyle w:val="Caption"/>
+        <w:pStyle w:val="a5"/>
         <w:ind w:left="630"/>
         <w:jc w:val="center"/>
         <w:rPr>
@@ -8939,6 +8896,7 @@
       <w:r>
         <w:rPr>
           <w:rFonts w:ascii="Times New Roman" w:hAnsi="Times New Roman" w:cs="Times New Roman"/>
+          <w:noProof/>
           <w:sz w:val="28"/>
           <w:szCs w:val="28"/>
         </w:rPr>
@@ -9191,10 +9149,10 @@
           <w:szCs w:val="28"/>
         </w:rPr>
         <w:drawing>
-          <wp:inline distT="0" distB="0" distL="0" distR="0" wp14:anchorId="5A2446E1" wp14:editId="3CBFFE39">
-            <wp:extent cx="1800476" cy="1457528"/>
-            <wp:effectExtent l="0" t="0" r="9525" b="9525"/>
-            <wp:docPr id="42" name="Picture 42"/>
+          <wp:inline distT="0" distB="0" distL="0" distR="0" wp14:anchorId="795A8F77" wp14:editId="223EB8DA">
+            <wp:extent cx="1695687" cy="1533739"/>
+            <wp:effectExtent l="0" t="0" r="0" b="9525"/>
+            <wp:docPr id="2" name="Рисунок 2"/>
             <wp:cNvGraphicFramePr>
               <a:graphicFrameLocks xmlns:a="http://schemas.openxmlformats.org/drawingml/2006/main" noChangeAspect="1"/>
             </wp:cNvGraphicFramePr>
@@ -9214,7 +9172,7 @@
                   <pic:spPr>
                     <a:xfrm>
                       <a:off x="0" y="0"/>
-                      <a:ext cx="1800476" cy="1457528"/>
+                      <a:ext cx="1695687" cy="1533739"/>
                     </a:xfrm>
                     <a:prstGeom prst="rect">
                       <a:avLst/>
@@ -9241,7 +9199,7 @@
     </w:p>
     <w:p>
       <w:pPr>
-        <w:pStyle w:val="Caption"/>
+        <w:pStyle w:val="a5"/>
         <w:ind w:left="180"/>
         <w:jc w:val="center"/>
         <w:rPr>
@@ -9407,21 +9365,25 @@
         <w:jc w:val="center"/>
         <w:rPr>
           <w:rFonts w:ascii="Times New Roman" w:hAnsi="Times New Roman" w:cs="Times New Roman"/>
-          <w:sz w:val="28"/>
-          <w:szCs w:val="28"/>
-        </w:rPr>
-      </w:pPr>
-      <w:r>
-        <w:rPr>
-          <w:rFonts w:ascii="Times New Roman" w:hAnsi="Times New Roman" w:cs="Times New Roman"/>
+          <w:b/>
+          <w:bCs/>
+          <w:sz w:val="28"/>
+          <w:szCs w:val="28"/>
+        </w:rPr>
+      </w:pPr>
+      <w:r>
+        <w:rPr>
+          <w:rFonts w:ascii="Times New Roman" w:hAnsi="Times New Roman" w:cs="Times New Roman"/>
+          <w:b/>
+          <w:bCs/>
           <w:sz w:val="28"/>
           <w:szCs w:val="28"/>
         </w:rPr>
         <w:drawing>
-          <wp:inline distT="0" distB="0" distL="0" distR="0" wp14:anchorId="3D57F579" wp14:editId="7271033D">
-            <wp:extent cx="2667372" cy="257211"/>
-            <wp:effectExtent l="0" t="0" r="0" b="9525"/>
-            <wp:docPr id="34" name="Picture 34"/>
+          <wp:inline distT="0" distB="0" distL="0" distR="0" wp14:anchorId="79425F68" wp14:editId="0277C556">
+            <wp:extent cx="5940425" cy="165735"/>
+            <wp:effectExtent l="0" t="0" r="3175" b="5715"/>
+            <wp:docPr id="4" name="Рисунок 4"/>
             <wp:cNvGraphicFramePr>
               <a:graphicFrameLocks xmlns:a="http://schemas.openxmlformats.org/drawingml/2006/main" noChangeAspect="1"/>
             </wp:cNvGraphicFramePr>
@@ -9441,7 +9403,7 @@
                   <pic:spPr>
                     <a:xfrm>
                       <a:off x="0" y="0"/>
-                      <a:ext cx="2667372" cy="257211"/>
+                      <a:ext cx="5940425" cy="165735"/>
                     </a:xfrm>
                     <a:prstGeom prst="rect">
                       <a:avLst/>
@@ -9456,6 +9418,62 @@
     </w:p>
     <w:p>
       <w:pPr>
+        <w:jc w:val="center"/>
+        <w:rPr>
+          <w:rFonts w:ascii="Times New Roman" w:hAnsi="Times New Roman" w:cs="Times New Roman"/>
+          <w:b/>
+          <w:bCs/>
+          <w:sz w:val="28"/>
+          <w:szCs w:val="28"/>
+        </w:rPr>
+      </w:pPr>
+      <w:r>
+        <w:rPr>
+          <w:rFonts w:ascii="Times New Roman" w:hAnsi="Times New Roman" w:cs="Times New Roman"/>
+          <w:b/>
+          <w:bCs/>
+          <w:sz w:val="28"/>
+          <w:szCs w:val="28"/>
+        </w:rPr>
+        <w:drawing>
+          <wp:inline distT="0" distB="0" distL="0" distR="0" wp14:anchorId="10EC1401" wp14:editId="76FD0F32">
+            <wp:extent cx="4335780" cy="178574"/>
+            <wp:effectExtent l="0" t="0" r="0" b="0"/>
+            <wp:docPr id="6" name="Рисунок 6"/>
+            <wp:cNvGraphicFramePr>
+              <a:graphicFrameLocks xmlns:a="http://schemas.openxmlformats.org/drawingml/2006/main" noChangeAspect="1"/>
+            </wp:cNvGraphicFramePr>
+            <a:graphic xmlns:a="http://schemas.openxmlformats.org/drawingml/2006/main">
+              <a:graphicData uri="http://schemas.openxmlformats.org/drawingml/2006/picture">
+                <pic:pic xmlns:pic="http://schemas.openxmlformats.org/drawingml/2006/picture">
+                  <pic:nvPicPr>
+                    <pic:cNvPr id="1" name=""/>
+                    <pic:cNvPicPr/>
+                  </pic:nvPicPr>
+                  <pic:blipFill>
+                    <a:blip r:embed="rId25"/>
+                    <a:stretch>
+                      <a:fillRect/>
+                    </a:stretch>
+                  </pic:blipFill>
+                  <pic:spPr>
+                    <a:xfrm>
+                      <a:off x="0" y="0"/>
+                      <a:ext cx="6452873" cy="265769"/>
+                    </a:xfrm>
+                    <a:prstGeom prst="rect">
+                      <a:avLst/>
+                    </a:prstGeom>
+                  </pic:spPr>
+                </pic:pic>
+              </a:graphicData>
+            </a:graphic>
+          </wp:inline>
+        </w:drawing>
+      </w:r>
+    </w:p>
+    <w:p>
+      <w:pPr>
         <w:keepNext/>
         <w:ind w:left="180"/>
         <w:rPr>
@@ -9474,7 +9492,7 @@
     </w:p>
     <w:p>
       <w:pPr>
-        <w:pStyle w:val="Caption"/>
+        <w:pStyle w:val="a5"/>
         <w:ind w:left="180"/>
         <w:jc w:val="center"/>
         <w:rPr>
@@ -9696,7 +9714,7 @@
         <w:ind w:firstLine="425"/>
         <w:jc w:val="both"/>
         <w:rPr>
-          <w:rFonts w:ascii="Times New Roman" w:eastAsia="MS Mincho" w:hAnsi="Times New Roman" w:cs="Times New Roman" w:hint="eastAsia"/>
+          <w:rFonts w:ascii="Times New Roman" w:eastAsia="MS Mincho" w:hAnsi="Times New Roman" w:cs="Times New Roman"/>
           <w:sz w:val="28"/>
           <w:szCs w:val="28"/>
           <w:lang w:eastAsia="ja-JP"/>
@@ -9848,7 +9866,7 @@
     </w:p>
     <w:p>
       <w:pPr>
-        <w:pStyle w:val="ListParagraph"/>
+        <w:pStyle w:val="a4"/>
         <w:numPr>
           <w:ilvl w:val="0"/>
           <w:numId w:val="35"/>
@@ -9879,7 +9897,7 @@
     </w:p>
     <w:p>
       <w:pPr>
-        <w:pStyle w:val="ListParagraph"/>
+        <w:pStyle w:val="a4"/>
         <w:tabs>
           <w:tab w:val="left" w:pos="425"/>
         </w:tabs>
@@ -9902,7 +9920,7 @@
     </w:p>
     <w:p>
       <w:pPr>
-        <w:pStyle w:val="ListParagraph"/>
+        <w:pStyle w:val="a4"/>
         <w:tabs>
           <w:tab w:val="left" w:pos="425"/>
         </w:tabs>
@@ -9917,7 +9935,7 @@
     </w:p>
     <w:p>
       <w:pPr>
-        <w:pStyle w:val="ListParagraph"/>
+        <w:pStyle w:val="a4"/>
         <w:tabs>
           <w:tab w:val="left" w:pos="425"/>
         </w:tabs>
@@ -9942,7 +9960,7 @@
     </w:p>
     <w:p>
       <w:pPr>
-        <w:pStyle w:val="ListParagraph"/>
+        <w:pStyle w:val="a4"/>
         <w:tabs>
           <w:tab w:val="left" w:pos="425"/>
         </w:tabs>
@@ -9985,7 +10003,7 @@
     </w:p>
     <w:p>
       <w:pPr>
-        <w:pStyle w:val="ListParagraph"/>
+        <w:pStyle w:val="a4"/>
         <w:tabs>
           <w:tab w:val="left" w:pos="425"/>
         </w:tabs>
@@ -10064,7 +10082,7 @@
     </w:p>
     <w:p>
       <w:pPr>
-        <w:pStyle w:val="ListParagraph"/>
+        <w:pStyle w:val="a4"/>
         <w:tabs>
           <w:tab w:val="left" w:pos="425"/>
         </w:tabs>
@@ -10107,7 +10125,7 @@
     </w:p>
     <w:p>
       <w:pPr>
-        <w:pStyle w:val="ListParagraph"/>
+        <w:pStyle w:val="a4"/>
         <w:tabs>
           <w:tab w:val="left" w:pos="425"/>
         </w:tabs>
@@ -10132,7 +10150,7 @@
     </w:p>
     <w:p>
       <w:pPr>
-        <w:pStyle w:val="ListParagraph"/>
+        <w:pStyle w:val="a4"/>
         <w:tabs>
           <w:tab w:val="left" w:pos="425"/>
         </w:tabs>
@@ -10157,7 +10175,7 @@
     </w:p>
     <w:p>
       <w:pPr>
-        <w:pStyle w:val="ListParagraph"/>
+        <w:pStyle w:val="a4"/>
         <w:tabs>
           <w:tab w:val="left" w:pos="425"/>
         </w:tabs>
@@ -10182,7 +10200,7 @@
     </w:p>
     <w:p>
       <w:pPr>
-        <w:pStyle w:val="ListParagraph"/>
+        <w:pStyle w:val="a4"/>
         <w:tabs>
           <w:tab w:val="left" w:pos="425"/>
         </w:tabs>
@@ -10198,7 +10216,7 @@
     </w:p>
     <w:p>
       <w:pPr>
-        <w:pStyle w:val="ListParagraph"/>
+        <w:pStyle w:val="a4"/>
         <w:tabs>
           <w:tab w:val="left" w:pos="425"/>
         </w:tabs>
@@ -10223,7 +10241,7 @@
     </w:p>
     <w:p>
       <w:pPr>
-        <w:pStyle w:val="ListParagraph"/>
+        <w:pStyle w:val="a4"/>
         <w:tabs>
           <w:tab w:val="left" w:pos="425"/>
         </w:tabs>
@@ -10340,7 +10358,7 @@
     </w:p>
     <w:p>
       <w:pPr>
-        <w:pStyle w:val="ListParagraph"/>
+        <w:pStyle w:val="a4"/>
         <w:tabs>
           <w:tab w:val="left" w:pos="425"/>
         </w:tabs>
@@ -10457,7 +10475,7 @@
     </w:p>
     <w:p>
       <w:pPr>
-        <w:pStyle w:val="ListParagraph"/>
+        <w:pStyle w:val="a4"/>
         <w:tabs>
           <w:tab w:val="left" w:pos="425"/>
         </w:tabs>
@@ -10556,7 +10574,7 @@
     </w:p>
     <w:p>
       <w:pPr>
-        <w:pStyle w:val="ListParagraph"/>
+        <w:pStyle w:val="a4"/>
         <w:tabs>
           <w:tab w:val="left" w:pos="425"/>
         </w:tabs>
@@ -10572,7 +10590,7 @@
     </w:p>
     <w:p>
       <w:pPr>
-        <w:pStyle w:val="ListParagraph"/>
+        <w:pStyle w:val="a4"/>
         <w:tabs>
           <w:tab w:val="left" w:pos="425"/>
         </w:tabs>
@@ -10597,7 +10615,7 @@
     </w:p>
     <w:p>
       <w:pPr>
-        <w:pStyle w:val="ListParagraph"/>
+        <w:pStyle w:val="a4"/>
         <w:tabs>
           <w:tab w:val="left" w:pos="425"/>
         </w:tabs>
@@ -10613,7 +10631,7 @@
     </w:p>
     <w:p>
       <w:pPr>
-        <w:pStyle w:val="ListParagraph"/>
+        <w:pStyle w:val="a4"/>
         <w:tabs>
           <w:tab w:val="left" w:pos="425"/>
         </w:tabs>
@@ -10638,7 +10656,7 @@
     </w:p>
     <w:p>
       <w:pPr>
-        <w:pStyle w:val="ListParagraph"/>
+        <w:pStyle w:val="a4"/>
         <w:tabs>
           <w:tab w:val="left" w:pos="425"/>
         </w:tabs>
@@ -10654,7 +10672,7 @@
     </w:p>
     <w:p>
       <w:pPr>
-        <w:pStyle w:val="ListParagraph"/>
+        <w:pStyle w:val="a4"/>
         <w:tabs>
           <w:tab w:val="left" w:pos="425"/>
         </w:tabs>
@@ -10688,7 +10706,7 @@
     </w:p>
     <w:p>
       <w:pPr>
-        <w:pStyle w:val="ListParagraph"/>
+        <w:pStyle w:val="a4"/>
         <w:numPr>
           <w:ilvl w:val="0"/>
           <w:numId w:val="35"/>
@@ -10777,7 +10795,7 @@
     </w:p>
     <w:p>
       <w:pPr>
-        <w:pStyle w:val="ListParagraph"/>
+        <w:pStyle w:val="a4"/>
         <w:tabs>
           <w:tab w:val="left" w:pos="425"/>
         </w:tabs>
@@ -10820,7 +10838,7 @@
     </w:p>
     <w:p>
       <w:pPr>
-        <w:pStyle w:val="ListParagraph"/>
+        <w:pStyle w:val="a4"/>
         <w:tabs>
           <w:tab w:val="left" w:pos="425"/>
         </w:tabs>
@@ -10845,7 +10863,7 @@
     </w:p>
     <w:p>
       <w:pPr>
-        <w:pStyle w:val="ListParagraph"/>
+        <w:pStyle w:val="a4"/>
         <w:tabs>
           <w:tab w:val="left" w:pos="425"/>
         </w:tabs>
@@ -10870,7 +10888,7 @@
     </w:p>
     <w:p>
       <w:pPr>
-        <w:pStyle w:val="ListParagraph"/>
+        <w:pStyle w:val="a4"/>
         <w:tabs>
           <w:tab w:val="left" w:pos="425"/>
         </w:tabs>
@@ -10895,7 +10913,7 @@
     </w:p>
     <w:p>
       <w:pPr>
-        <w:pStyle w:val="ListParagraph"/>
+        <w:pStyle w:val="a4"/>
         <w:tabs>
           <w:tab w:val="left" w:pos="425"/>
         </w:tabs>
@@ -10920,7 +10938,7 @@
     </w:p>
     <w:p>
       <w:pPr>
-        <w:pStyle w:val="ListParagraph"/>
+        <w:pStyle w:val="a4"/>
         <w:tabs>
           <w:tab w:val="left" w:pos="425"/>
         </w:tabs>
@@ -10945,7 +10963,7 @@
     </w:p>
     <w:p>
       <w:pPr>
-        <w:pStyle w:val="ListParagraph"/>
+        <w:pStyle w:val="a4"/>
         <w:tabs>
           <w:tab w:val="left" w:pos="425"/>
         </w:tabs>
@@ -10961,7 +10979,7 @@
     </w:p>
     <w:p>
       <w:pPr>
-        <w:pStyle w:val="ListParagraph"/>
+        <w:pStyle w:val="a4"/>
         <w:tabs>
           <w:tab w:val="left" w:pos="425"/>
         </w:tabs>
@@ -10986,7 +11004,7 @@
     </w:p>
     <w:p>
       <w:pPr>
-        <w:pStyle w:val="ListParagraph"/>
+        <w:pStyle w:val="a4"/>
         <w:tabs>
           <w:tab w:val="left" w:pos="425"/>
         </w:tabs>
@@ -11085,7 +11103,7 @@
     </w:p>
     <w:p>
       <w:pPr>
-        <w:pStyle w:val="ListParagraph"/>
+        <w:pStyle w:val="a4"/>
         <w:tabs>
           <w:tab w:val="left" w:pos="425"/>
         </w:tabs>
@@ -11139,7 +11157,7 @@
     </w:p>
     <w:p>
       <w:pPr>
-        <w:pStyle w:val="ListParagraph"/>
+        <w:pStyle w:val="a4"/>
         <w:tabs>
           <w:tab w:val="left" w:pos="425"/>
         </w:tabs>
@@ -11193,7 +11211,7 @@
     </w:p>
     <w:p>
       <w:pPr>
-        <w:pStyle w:val="ListParagraph"/>
+        <w:pStyle w:val="a4"/>
         <w:tabs>
           <w:tab w:val="left" w:pos="425"/>
         </w:tabs>
@@ -11389,7 +11407,7 @@
     </w:p>
     <w:p>
       <w:pPr>
-        <w:pStyle w:val="ListParagraph"/>
+        <w:pStyle w:val="a4"/>
         <w:numPr>
           <w:ilvl w:val="0"/>
           <w:numId w:val="35"/>
@@ -12191,7 +12209,7 @@
     </w:p>
     <w:p>
       <w:pPr>
-        <w:pStyle w:val="NormalWeb"/>
+        <w:pStyle w:val="a7"/>
         <w:numPr>
           <w:ilvl w:val="0"/>
           <w:numId w:val="17"/>
@@ -12243,7 +12261,7 @@
 </file>
 
 <file path=word/endnotes.xml><?xml version="1.0" encoding="utf-8"?>
-<w:endnotes xmlns:wpc="http://schemas.microsoft.com/office/word/2010/wordprocessingCanvas" xmlns:cx="http://schemas.microsoft.com/office/drawing/2014/chartex" xmlns:cx1="http://schemas.microsoft.com/office/drawing/2015/9/8/chartex" xmlns:cx2="http://schemas.microsoft.com/office/drawing/2015/10/21/chartex" xmlns:cx3="http://schemas.microsoft.com/office/drawing/2016/5/9/chartex" xmlns:cx4="http://schemas.microsoft.com/office/drawing/2016/5/10/chartex" xmlns:cx5="http://schemas.microsoft.com/office/drawing/2016/5/11/chartex" xmlns:cx6="http://schemas.microsoft.com/office/drawing/2016/5/12/chartex" xmlns:cx7="http://schemas.microsoft.com/office/drawing/2016/5/13/chartex" xmlns:cx8="http://schemas.microsoft.com/office/drawing/2016/5/14/chartex" xmlns:mc="http://schemas.openxmlformats.org/markup-compatibility/2006" xmlns:aink="http://schemas.microsoft.com/office/drawing/2016/ink" xmlns:am3d="http://schemas.microsoft.com/office/drawing/2017/model3d" xmlns:o="urn:schemas-microsoft-com:office:office" xmlns:r="http://schemas.openxmlformats.org/officeDocument/2006/relationships" xmlns:m="http://schemas.openxmlformats.org/officeDocument/2006/math" xmlns:v="urn:schemas-microsoft-com:vml" xmlns:wp14="http://schemas.microsoft.com/office/word/2010/wordprocessingDrawing" xmlns:wp="http://schemas.openxmlformats.org/drawingml/2006/wordprocessingDrawing" xmlns:w10="urn:schemas-microsoft-com:office:word" xmlns:w="http://schemas.openxmlformats.org/wordprocessingml/2006/main" xmlns:w14="http://schemas.microsoft.com/office/word/2010/wordml" xmlns:w15="http://schemas.microsoft.com/office/word/2012/wordml" xmlns:w16cex="http://schemas.microsoft.com/office/word/2018/wordml/cex" xmlns:w16cid="http://schemas.microsoft.com/office/word/2016/wordml/cid" xmlns:w16="http://schemas.microsoft.com/office/word/2018/wordml" xmlns:w16sdtdh="http://schemas.microsoft.com/office/word/2020/wordml/sdtdatahash" xmlns:w16se="http://schemas.microsoft.com/office/word/2015/wordml/symex" xmlns:wpg="http://schemas.microsoft.com/office/word/2010/wordprocessingGroup" xmlns:wpi="http://schemas.microsoft.com/office/word/2010/wordprocessingInk" xmlns:wne="http://schemas.microsoft.com/office/word/2006/wordml" xmlns:wps="http://schemas.microsoft.com/office/word/2010/wordprocessingShape" mc:Ignorable="w14 w15 w16se w16cid w16 w16cex w16sdtdh wp14">
+<w:endnotes xmlns:wpc="http://schemas.microsoft.com/office/word/2010/wordprocessingCanvas" xmlns:cx="http://schemas.microsoft.com/office/drawing/2014/chartex" xmlns:cx1="http://schemas.microsoft.com/office/drawing/2015/9/8/chartex" xmlns:cx2="http://schemas.microsoft.com/office/drawing/2015/10/21/chartex" xmlns:cx3="http://schemas.microsoft.com/office/drawing/2016/5/9/chartex" xmlns:cx4="http://schemas.microsoft.com/office/drawing/2016/5/10/chartex" xmlns:cx5="http://schemas.microsoft.com/office/drawing/2016/5/11/chartex" xmlns:cx6="http://schemas.microsoft.com/office/drawing/2016/5/12/chartex" xmlns:cx7="http://schemas.microsoft.com/office/drawing/2016/5/13/chartex" xmlns:cx8="http://schemas.microsoft.com/office/drawing/2016/5/14/chartex" xmlns:mc="http://schemas.openxmlformats.org/markup-compatibility/2006" xmlns:aink="http://schemas.microsoft.com/office/drawing/2016/ink" xmlns:am3d="http://schemas.microsoft.com/office/drawing/2017/model3d" xmlns:o="urn:schemas-microsoft-com:office:office" xmlns:r="http://schemas.openxmlformats.org/officeDocument/2006/relationships" xmlns:m="http://schemas.openxmlformats.org/officeDocument/2006/math" xmlns:v="urn:schemas-microsoft-com:vml" xmlns:wp14="http://schemas.microsoft.com/office/word/2010/wordprocessingDrawing" xmlns:wp="http://schemas.openxmlformats.org/drawingml/2006/wordprocessingDrawing" xmlns:w10="urn:schemas-microsoft-com:office:word" xmlns:w="http://schemas.openxmlformats.org/wordprocessingml/2006/main" xmlns:w14="http://schemas.microsoft.com/office/word/2010/wordml" xmlns:w15="http://schemas.microsoft.com/office/word/2012/wordml" xmlns:w16cex="http://schemas.microsoft.com/office/word/2018/wordml/cex" xmlns:w16cid="http://schemas.microsoft.com/office/word/2016/wordml/cid" xmlns:w16="http://schemas.microsoft.com/office/word/2018/wordml" xmlns:w16se="http://schemas.microsoft.com/office/word/2015/wordml/symex" xmlns:wpg="http://schemas.microsoft.com/office/word/2010/wordprocessingGroup" xmlns:wpi="http://schemas.microsoft.com/office/word/2010/wordprocessingInk" xmlns:wne="http://schemas.microsoft.com/office/word/2006/wordml" xmlns:wps="http://schemas.microsoft.com/office/word/2010/wordprocessingShape" mc:Ignorable="w14 w15 w16se w16cid w16 w16cex wp14">
   <w:endnote w:type="separator" w:id="-1">
     <w:p>
       <w:r>
@@ -12262,7 +12280,7 @@
 </file>
 
 <file path=word/footnotes.xml><?xml version="1.0" encoding="utf-8"?>
-<w:footnotes xmlns:wpc="http://schemas.microsoft.com/office/word/2010/wordprocessingCanvas" xmlns:cx="http://schemas.microsoft.com/office/drawing/2014/chartex" xmlns:cx1="http://schemas.microsoft.com/office/drawing/2015/9/8/chartex" xmlns:cx2="http://schemas.microsoft.com/office/drawing/2015/10/21/chartex" xmlns:cx3="http://schemas.microsoft.com/office/drawing/2016/5/9/chartex" xmlns:cx4="http://schemas.microsoft.com/office/drawing/2016/5/10/chartex" xmlns:cx5="http://schemas.microsoft.com/office/drawing/2016/5/11/chartex" xmlns:cx6="http://schemas.microsoft.com/office/drawing/2016/5/12/chartex" xmlns:cx7="http://schemas.microsoft.com/office/drawing/2016/5/13/chartex" xmlns:cx8="http://schemas.microsoft.com/office/drawing/2016/5/14/chartex" xmlns:mc="http://schemas.openxmlformats.org/markup-compatibility/2006" xmlns:aink="http://schemas.microsoft.com/office/drawing/2016/ink" xmlns:am3d="http://schemas.microsoft.com/office/drawing/2017/model3d" xmlns:o="urn:schemas-microsoft-com:office:office" xmlns:r="http://schemas.openxmlformats.org/officeDocument/2006/relationships" xmlns:m="http://schemas.openxmlformats.org/officeDocument/2006/math" xmlns:v="urn:schemas-microsoft-com:vml" xmlns:wp14="http://schemas.microsoft.com/office/word/2010/wordprocessingDrawing" xmlns:wp="http://schemas.openxmlformats.org/drawingml/2006/wordprocessingDrawing" xmlns:w10="urn:schemas-microsoft-com:office:word" xmlns:w="http://schemas.openxmlformats.org/wordprocessingml/2006/main" xmlns:w14="http://schemas.microsoft.com/office/word/2010/wordml" xmlns:w15="http://schemas.microsoft.com/office/word/2012/wordml" xmlns:w16cex="http://schemas.microsoft.com/office/word/2018/wordml/cex" xmlns:w16cid="http://schemas.microsoft.com/office/word/2016/wordml/cid" xmlns:w16="http://schemas.microsoft.com/office/word/2018/wordml" xmlns:w16sdtdh="http://schemas.microsoft.com/office/word/2020/wordml/sdtdatahash" xmlns:w16se="http://schemas.microsoft.com/office/word/2015/wordml/symex" xmlns:wpg="http://schemas.microsoft.com/office/word/2010/wordprocessingGroup" xmlns:wpi="http://schemas.microsoft.com/office/word/2010/wordprocessingInk" xmlns:wne="http://schemas.microsoft.com/office/word/2006/wordml" xmlns:wps="http://schemas.microsoft.com/office/word/2010/wordprocessingShape" mc:Ignorable="w14 w15 w16se w16cid w16 w16cex w16sdtdh wp14">
+<w:footnotes xmlns:wpc="http://schemas.microsoft.com/office/word/2010/wordprocessingCanvas" xmlns:cx="http://schemas.microsoft.com/office/drawing/2014/chartex" xmlns:cx1="http://schemas.microsoft.com/office/drawing/2015/9/8/chartex" xmlns:cx2="http://schemas.microsoft.com/office/drawing/2015/10/21/chartex" xmlns:cx3="http://schemas.microsoft.com/office/drawing/2016/5/9/chartex" xmlns:cx4="http://schemas.microsoft.com/office/drawing/2016/5/10/chartex" xmlns:cx5="http://schemas.microsoft.com/office/drawing/2016/5/11/chartex" xmlns:cx6="http://schemas.microsoft.com/office/drawing/2016/5/12/chartex" xmlns:cx7="http://schemas.microsoft.com/office/drawing/2016/5/13/chartex" xmlns:cx8="http://schemas.microsoft.com/office/drawing/2016/5/14/chartex" xmlns:mc="http://schemas.openxmlformats.org/markup-compatibility/2006" xmlns:aink="http://schemas.microsoft.com/office/drawing/2016/ink" xmlns:am3d="http://schemas.microsoft.com/office/drawing/2017/model3d" xmlns:o="urn:schemas-microsoft-com:office:office" xmlns:r="http://schemas.openxmlformats.org/officeDocument/2006/relationships" xmlns:m="http://schemas.openxmlformats.org/officeDocument/2006/math" xmlns:v="urn:schemas-microsoft-com:vml" xmlns:wp14="http://schemas.microsoft.com/office/word/2010/wordprocessingDrawing" xmlns:wp="http://schemas.openxmlformats.org/drawingml/2006/wordprocessingDrawing" xmlns:w10="urn:schemas-microsoft-com:office:word" xmlns:w="http://schemas.openxmlformats.org/wordprocessingml/2006/main" xmlns:w14="http://schemas.microsoft.com/office/word/2010/wordml" xmlns:w15="http://schemas.microsoft.com/office/word/2012/wordml" xmlns:w16cex="http://schemas.microsoft.com/office/word/2018/wordml/cex" xmlns:w16cid="http://schemas.microsoft.com/office/word/2016/wordml/cid" xmlns:w16="http://schemas.microsoft.com/office/word/2018/wordml" xmlns:w16se="http://schemas.microsoft.com/office/word/2015/wordml/symex" xmlns:wpg="http://schemas.microsoft.com/office/word/2010/wordprocessingGroup" xmlns:wpi="http://schemas.microsoft.com/office/word/2010/wordprocessingInk" xmlns:wne="http://schemas.microsoft.com/office/word/2006/wordml" xmlns:wps="http://schemas.microsoft.com/office/word/2010/wordprocessingShape" mc:Ignorable="w14 w15 w16se w16cid w16 w16cex wp14">
   <w:footnote w:type="separator" w:id="-1">
     <w:p>
       <w:r>
@@ -12281,7 +12299,7 @@
 </file>
 
 <file path=word/numbering.xml><?xml version="1.0" encoding="utf-8"?>
-<w:numbering xmlns:wpc="http://schemas.microsoft.com/office/word/2010/wordprocessingCanvas" xmlns:cx="http://schemas.microsoft.com/office/drawing/2014/chartex" xmlns:cx1="http://schemas.microsoft.com/office/drawing/2015/9/8/chartex" xmlns:cx2="http://schemas.microsoft.com/office/drawing/2015/10/21/chartex" xmlns:cx3="http://schemas.microsoft.com/office/drawing/2016/5/9/chartex" xmlns:cx4="http://schemas.microsoft.com/office/drawing/2016/5/10/chartex" xmlns:cx5="http://schemas.microsoft.com/office/drawing/2016/5/11/chartex" xmlns:cx6="http://schemas.microsoft.com/office/drawing/2016/5/12/chartex" xmlns:cx7="http://schemas.microsoft.com/office/drawing/2016/5/13/chartex" xmlns:cx8="http://schemas.microsoft.com/office/drawing/2016/5/14/chartex" xmlns:mc="http://schemas.openxmlformats.org/markup-compatibility/2006" xmlns:aink="http://schemas.microsoft.com/office/drawing/2016/ink" xmlns:am3d="http://schemas.microsoft.com/office/drawing/2017/model3d" xmlns:o="urn:schemas-microsoft-com:office:office" xmlns:r="http://schemas.openxmlformats.org/officeDocument/2006/relationships" xmlns:m="http://schemas.openxmlformats.org/officeDocument/2006/math" xmlns:v="urn:schemas-microsoft-com:vml" xmlns:wp14="http://schemas.microsoft.com/office/word/2010/wordprocessingDrawing" xmlns:wp="http://schemas.openxmlformats.org/drawingml/2006/wordprocessingDrawing" xmlns:w10="urn:schemas-microsoft-com:office:word" xmlns:w="http://schemas.openxmlformats.org/wordprocessingml/2006/main" xmlns:w14="http://schemas.microsoft.com/office/word/2010/wordml" xmlns:w15="http://schemas.microsoft.com/office/word/2012/wordml" xmlns:w16cex="http://schemas.microsoft.com/office/word/2018/wordml/cex" xmlns:w16cid="http://schemas.microsoft.com/office/word/2016/wordml/cid" xmlns:w16="http://schemas.microsoft.com/office/word/2018/wordml" xmlns:w16sdtdh="http://schemas.microsoft.com/office/word/2020/wordml/sdtdatahash" xmlns:w16se="http://schemas.microsoft.com/office/word/2015/wordml/symex" xmlns:wpg="http://schemas.microsoft.com/office/word/2010/wordprocessingGroup" xmlns:wpi="http://schemas.microsoft.com/office/word/2010/wordprocessingInk" xmlns:wne="http://schemas.microsoft.com/office/word/2006/wordml" xmlns:wps="http://schemas.microsoft.com/office/word/2010/wordprocessingShape" mc:Ignorable="w14 w15 w16se w16cid w16 w16cex w16sdtdh wp14">
+<w:numbering xmlns:wpc="http://schemas.microsoft.com/office/word/2010/wordprocessingCanvas" xmlns:cx="http://schemas.microsoft.com/office/drawing/2014/chartex" xmlns:cx1="http://schemas.microsoft.com/office/drawing/2015/9/8/chartex" xmlns:cx2="http://schemas.microsoft.com/office/drawing/2015/10/21/chartex" xmlns:cx3="http://schemas.microsoft.com/office/drawing/2016/5/9/chartex" xmlns:cx4="http://schemas.microsoft.com/office/drawing/2016/5/10/chartex" xmlns:cx5="http://schemas.microsoft.com/office/drawing/2016/5/11/chartex" xmlns:cx6="http://schemas.microsoft.com/office/drawing/2016/5/12/chartex" xmlns:cx7="http://schemas.microsoft.com/office/drawing/2016/5/13/chartex" xmlns:cx8="http://schemas.microsoft.com/office/drawing/2016/5/14/chartex" xmlns:mc="http://schemas.openxmlformats.org/markup-compatibility/2006" xmlns:aink="http://schemas.microsoft.com/office/drawing/2016/ink" xmlns:am3d="http://schemas.microsoft.com/office/drawing/2017/model3d" xmlns:o="urn:schemas-microsoft-com:office:office" xmlns:r="http://schemas.openxmlformats.org/officeDocument/2006/relationships" xmlns:m="http://schemas.openxmlformats.org/officeDocument/2006/math" xmlns:v="urn:schemas-microsoft-com:vml" xmlns:wp14="http://schemas.microsoft.com/office/word/2010/wordprocessingDrawing" xmlns:wp="http://schemas.openxmlformats.org/drawingml/2006/wordprocessingDrawing" xmlns:w10="urn:schemas-microsoft-com:office:word" xmlns:w="http://schemas.openxmlformats.org/wordprocessingml/2006/main" xmlns:w14="http://schemas.microsoft.com/office/word/2010/wordml" xmlns:w15="http://schemas.microsoft.com/office/word/2012/wordml" xmlns:w16cex="http://schemas.microsoft.com/office/word/2018/wordml/cex" xmlns:w16cid="http://schemas.microsoft.com/office/word/2016/wordml/cid" xmlns:w16="http://schemas.microsoft.com/office/word/2018/wordml" xmlns:w16se="http://schemas.microsoft.com/office/word/2015/wordml/symex" xmlns:wpg="http://schemas.microsoft.com/office/word/2010/wordprocessingGroup" xmlns:wpi="http://schemas.microsoft.com/office/word/2010/wordprocessingInk" xmlns:wne="http://schemas.microsoft.com/office/word/2006/wordml" xmlns:wps="http://schemas.microsoft.com/office/word/2010/wordprocessingShape" mc:Ignorable="w14 w15 w16se w16cid w16 w16cex wp14">
   <w:abstractNum w:abstractNumId="0" w15:restartNumberingAfterBreak="0">
     <w:nsid w:val="00F274C5"/>
     <w:multiLevelType w:val="multilevel"/>
@@ -15977,7 +15995,7 @@
 </file>
 
 <file path=word/styles.xml><?xml version="1.0" encoding="utf-8"?>
-<w:styles xmlns:mc="http://schemas.openxmlformats.org/markup-compatibility/2006" xmlns:r="http://schemas.openxmlformats.org/officeDocument/2006/relationships" xmlns:w="http://schemas.openxmlformats.org/wordprocessingml/2006/main" xmlns:w14="http://schemas.microsoft.com/office/word/2010/wordml" xmlns:w15="http://schemas.microsoft.com/office/word/2012/wordml" xmlns:w16cex="http://schemas.microsoft.com/office/word/2018/wordml/cex" xmlns:w16cid="http://schemas.microsoft.com/office/word/2016/wordml/cid" xmlns:w16="http://schemas.microsoft.com/office/word/2018/wordml" xmlns:w16sdtdh="http://schemas.microsoft.com/office/word/2020/wordml/sdtdatahash" xmlns:w16se="http://schemas.microsoft.com/office/word/2015/wordml/symex" mc:Ignorable="w14 w15 w16se w16cid w16 w16cex w16sdtdh">
+<w:styles xmlns:mc="http://schemas.openxmlformats.org/markup-compatibility/2006" xmlns:r="http://schemas.openxmlformats.org/officeDocument/2006/relationships" xmlns:w="http://schemas.openxmlformats.org/wordprocessingml/2006/main" xmlns:w14="http://schemas.microsoft.com/office/word/2010/wordml" xmlns:w15="http://schemas.microsoft.com/office/word/2012/wordml" xmlns:w16cex="http://schemas.microsoft.com/office/word/2018/wordml/cex" xmlns:w16cid="http://schemas.microsoft.com/office/word/2016/wordml/cid" xmlns:w16="http://schemas.microsoft.com/office/word/2018/wordml" xmlns:w16se="http://schemas.microsoft.com/office/word/2015/wordml/symex" mc:Ignorable="w14 w15 w16se w16cid w16 w16cex">
   <w:docDefaults>
     <w:rPrDefault>
       <w:rPr>
@@ -16278,7 +16296,7 @@
     <w:lsdException w:name="Unresolved Mention" w:semiHidden="1" w:uiPriority="99" w:unhideWhenUsed="1"/>
     <w:lsdException w:name="Smart Link" w:semiHidden="1" w:uiPriority="99" w:unhideWhenUsed="1"/>
   </w:latentStyles>
-  <w:style w:type="paragraph" w:default="1" w:styleId="Normal">
+  <w:style w:type="paragraph" w:default="1" w:styleId="a">
     <w:name w:val="Normal"/>
     <w:uiPriority w:val="1"/>
     <w:qFormat/>
@@ -16295,11 +16313,11 @@
       <w:lang w:eastAsia="en-US"/>
     </w:rPr>
   </w:style>
-  <w:style w:type="paragraph" w:styleId="Heading1">
+  <w:style w:type="paragraph" w:styleId="1">
     <w:name w:val="heading 1"/>
-    <w:basedOn w:val="Normal"/>
-    <w:next w:val="Normal"/>
-    <w:link w:val="Heading1Char"/>
+    <w:basedOn w:val="a"/>
+    <w:next w:val="a"/>
+    <w:link w:val="10"/>
     <w:qFormat/>
     <w:rsid w:val="007444E7"/>
     <w:pPr>
@@ -16315,9 +16333,9 @@
       <w:szCs w:val="32"/>
     </w:rPr>
   </w:style>
-  <w:style w:type="paragraph" w:styleId="Heading2">
+  <w:style w:type="paragraph" w:styleId="2">
     <w:name w:val="heading 2"/>
-    <w:basedOn w:val="Normal"/>
+    <w:basedOn w:val="a"/>
     <w:uiPriority w:val="1"/>
     <w:qFormat/>
     <w:pPr>
@@ -16331,11 +16349,11 @@
       <w:szCs w:val="28"/>
     </w:rPr>
   </w:style>
-  <w:style w:type="paragraph" w:styleId="Heading3">
+  <w:style w:type="paragraph" w:styleId="3">
     <w:name w:val="heading 3"/>
-    <w:basedOn w:val="Normal"/>
-    <w:next w:val="Normal"/>
-    <w:link w:val="Heading3Char"/>
+    <w:basedOn w:val="a"/>
+    <w:next w:val="a"/>
+    <w:link w:val="30"/>
     <w:semiHidden/>
     <w:unhideWhenUsed/>
     <w:qFormat/>
@@ -16353,11 +16371,11 @@
       <w:szCs w:val="24"/>
     </w:rPr>
   </w:style>
-  <w:style w:type="paragraph" w:styleId="Heading4">
+  <w:style w:type="paragraph" w:styleId="4">
     <w:name w:val="heading 4"/>
-    <w:basedOn w:val="Normal"/>
-    <w:next w:val="Normal"/>
-    <w:link w:val="Heading4Char"/>
+    <w:basedOn w:val="a"/>
+    <w:next w:val="a"/>
+    <w:link w:val="40"/>
     <w:semiHidden/>
     <w:unhideWhenUsed/>
     <w:qFormat/>
@@ -16375,13 +16393,13 @@
       <w:color w:val="2E74B5" w:themeColor="accent1" w:themeShade="BF"/>
     </w:rPr>
   </w:style>
-  <w:style w:type="character" w:default="1" w:styleId="DefaultParagraphFont">
+  <w:style w:type="character" w:default="1" w:styleId="a0">
     <w:name w:val="Default Paragraph Font"/>
     <w:uiPriority w:val="1"/>
     <w:semiHidden/>
     <w:unhideWhenUsed/>
   </w:style>
-  <w:style w:type="table" w:default="1" w:styleId="TableNormal">
+  <w:style w:type="table" w:default="1" w:styleId="a1">
     <w:name w:val="Normal Table"/>
     <w:uiPriority w:val="99"/>
     <w:semiHidden/>
@@ -16396,15 +16414,15 @@
       </w:tblCellMar>
     </w:tblPr>
   </w:style>
-  <w:style w:type="numbering" w:default="1" w:styleId="NoList">
+  <w:style w:type="numbering" w:default="1" w:styleId="a2">
     <w:name w:val="No List"/>
     <w:uiPriority w:val="99"/>
     <w:semiHidden/>
     <w:unhideWhenUsed/>
   </w:style>
-  <w:style w:type="paragraph" w:styleId="BodyText">
+  <w:style w:type="paragraph" w:styleId="a3">
     <w:name w:val="Body Text"/>
-    <w:basedOn w:val="Normal"/>
+    <w:basedOn w:val="a"/>
     <w:uiPriority w:val="1"/>
     <w:qFormat/>
     <w:rPr>
@@ -16412,9 +16430,9 @@
       <w:szCs w:val="24"/>
     </w:rPr>
   </w:style>
-  <w:style w:type="paragraph" w:styleId="ListParagraph">
+  <w:style w:type="paragraph" w:styleId="a4">
     <w:name w:val="List Paragraph"/>
-    <w:basedOn w:val="Normal"/>
+    <w:basedOn w:val="a"/>
     <w:uiPriority w:val="99"/>
     <w:qFormat/>
     <w:rsid w:val="007D20DE"/>
@@ -16423,10 +16441,10 @@
       <w:contextualSpacing/>
     </w:pPr>
   </w:style>
-  <w:style w:type="paragraph" w:styleId="Caption">
+  <w:style w:type="paragraph" w:styleId="a5">
     <w:name w:val="caption"/>
-    <w:basedOn w:val="Normal"/>
-    <w:next w:val="Normal"/>
+    <w:basedOn w:val="a"/>
+    <w:next w:val="a"/>
     <w:unhideWhenUsed/>
     <w:qFormat/>
     <w:rsid w:val="00806480"/>
@@ -16441,9 +16459,9 @@
       <w:szCs w:val="18"/>
     </w:rPr>
   </w:style>
-  <w:style w:type="table" w:styleId="TableGrid">
+  <w:style w:type="table" w:styleId="a6">
     <w:name w:val="Table Grid"/>
-    <w:basedOn w:val="TableNormal"/>
+    <w:basedOn w:val="a1"/>
     <w:rsid w:val="004A6780"/>
     <w:tblPr>
       <w:tblBorders>
@@ -16456,7 +16474,7 @@
       </w:tblBorders>
     </w:tblPr>
   </w:style>
-  <w:style w:type="table" w:customStyle="1" w:styleId="TableGrid0">
+  <w:style w:type="table" w:customStyle="1" w:styleId="TableGrid">
     <w:name w:val="TableGrid"/>
     <w:rsid w:val="00532398"/>
     <w:rPr>
@@ -16473,9 +16491,9 @@
       </w:tblCellMar>
     </w:tblPr>
   </w:style>
-  <w:style w:type="paragraph" w:styleId="NormalWeb">
+  <w:style w:type="paragraph" w:styleId="a7">
     <w:name w:val="Normal (Web)"/>
-    <w:basedOn w:val="Normal"/>
+    <w:basedOn w:val="a"/>
     <w:uiPriority w:val="99"/>
     <w:unhideWhenUsed/>
     <w:rsid w:val="00C7255D"/>
@@ -16492,9 +16510,9 @@
       <w:lang w:val="en-US"/>
     </w:rPr>
   </w:style>
-  <w:style w:type="character" w:styleId="Strong">
+  <w:style w:type="character" w:styleId="a8">
     <w:name w:val="Strong"/>
-    <w:basedOn w:val="DefaultParagraphFont"/>
+    <w:basedOn w:val="a0"/>
     <w:uiPriority w:val="22"/>
     <w:qFormat/>
     <w:rsid w:val="00C7255D"/>
@@ -16503,9 +16521,9 @@
       <w:bCs/>
     </w:rPr>
   </w:style>
-  <w:style w:type="character" w:styleId="HTMLCode">
+  <w:style w:type="character" w:styleId="HTML">
     <w:name w:val="HTML Code"/>
-    <w:basedOn w:val="DefaultParagraphFont"/>
+    <w:basedOn w:val="a0"/>
     <w:uiPriority w:val="99"/>
     <w:unhideWhenUsed/>
     <w:rsid w:val="00C7255D"/>
@@ -16515,50 +16533,50 @@
       <w:szCs w:val="20"/>
     </w:rPr>
   </w:style>
-  <w:style w:type="character" w:styleId="CommentReference">
+  <w:style w:type="character" w:styleId="a9">
     <w:name w:val="annotation reference"/>
-    <w:basedOn w:val="DefaultParagraphFont"/>
+    <w:basedOn w:val="a0"/>
     <w:rsid w:val="004A34D9"/>
     <w:rPr>
       <w:sz w:val="16"/>
       <w:szCs w:val="16"/>
     </w:rPr>
   </w:style>
-  <w:style w:type="paragraph" w:styleId="CommentText">
+  <w:style w:type="paragraph" w:styleId="aa">
     <w:name w:val="annotation text"/>
-    <w:basedOn w:val="Normal"/>
-    <w:link w:val="CommentTextChar"/>
+    <w:basedOn w:val="a"/>
+    <w:link w:val="ab"/>
     <w:rsid w:val="004A34D9"/>
     <w:rPr>
       <w:sz w:val="20"/>
       <w:szCs w:val="20"/>
     </w:rPr>
   </w:style>
-  <w:style w:type="character" w:customStyle="1" w:styleId="CommentTextChar">
-    <w:name w:val="Comment Text Char"/>
-    <w:basedOn w:val="DefaultParagraphFont"/>
-    <w:link w:val="CommentText"/>
+  <w:style w:type="character" w:customStyle="1" w:styleId="ab">
+    <w:name w:val="Текст примечания Знак"/>
+    <w:basedOn w:val="a0"/>
+    <w:link w:val="aa"/>
     <w:rsid w:val="004A34D9"/>
     <w:rPr>
       <w:rFonts w:ascii="Georgia" w:eastAsia="Georgia" w:hAnsi="Georgia" w:cs="Georgia"/>
       <w:lang w:val="ru-RU" w:eastAsia="en-US"/>
     </w:rPr>
   </w:style>
-  <w:style w:type="paragraph" w:styleId="CommentSubject">
+  <w:style w:type="paragraph" w:styleId="ac">
     <w:name w:val="annotation subject"/>
-    <w:basedOn w:val="CommentText"/>
-    <w:next w:val="CommentText"/>
-    <w:link w:val="CommentSubjectChar"/>
+    <w:basedOn w:val="aa"/>
+    <w:next w:val="aa"/>
+    <w:link w:val="ad"/>
     <w:rsid w:val="004A34D9"/>
     <w:rPr>
       <w:b/>
       <w:bCs/>
     </w:rPr>
   </w:style>
-  <w:style w:type="character" w:customStyle="1" w:styleId="CommentSubjectChar">
-    <w:name w:val="Comment Subject Char"/>
-    <w:basedOn w:val="CommentTextChar"/>
-    <w:link w:val="CommentSubject"/>
+  <w:style w:type="character" w:customStyle="1" w:styleId="ad">
+    <w:name w:val="Тема примечания Знак"/>
+    <w:basedOn w:val="ab"/>
+    <w:link w:val="ac"/>
     <w:rsid w:val="004A34D9"/>
     <w:rPr>
       <w:rFonts w:ascii="Georgia" w:eastAsia="Georgia" w:hAnsi="Georgia" w:cs="Georgia"/>
@@ -16567,10 +16585,10 @@
       <w:lang w:val="ru-RU" w:eastAsia="en-US"/>
     </w:rPr>
   </w:style>
-  <w:style w:type="character" w:customStyle="1" w:styleId="Heading1Char">
-    <w:name w:val="Heading 1 Char"/>
-    <w:basedOn w:val="DefaultParagraphFont"/>
-    <w:link w:val="Heading1"/>
+  <w:style w:type="character" w:customStyle="1" w:styleId="10">
+    <w:name w:val="Заголовок 1 Знак"/>
+    <w:basedOn w:val="a0"/>
+    <w:link w:val="1"/>
     <w:rsid w:val="007444E7"/>
     <w:rPr>
       <w:rFonts w:asciiTheme="majorHAnsi" w:eastAsiaTheme="majorEastAsia" w:hAnsiTheme="majorHAnsi" w:cstheme="majorBidi"/>
@@ -16580,10 +16598,10 @@
       <w:lang w:val="ru-RU" w:eastAsia="en-US"/>
     </w:rPr>
   </w:style>
-  <w:style w:type="character" w:customStyle="1" w:styleId="Heading4Char">
-    <w:name w:val="Heading 4 Char"/>
-    <w:basedOn w:val="DefaultParagraphFont"/>
-    <w:link w:val="Heading4"/>
+  <w:style w:type="character" w:customStyle="1" w:styleId="40">
+    <w:name w:val="Заголовок 4 Знак"/>
+    <w:basedOn w:val="a0"/>
+    <w:link w:val="4"/>
     <w:semiHidden/>
     <w:rsid w:val="0028669D"/>
     <w:rPr>
@@ -16596,10 +16614,10 @@
       <w:lang w:eastAsia="en-US"/>
     </w:rPr>
   </w:style>
-  <w:style w:type="character" w:customStyle="1" w:styleId="Heading3Char">
-    <w:name w:val="Heading 3 Char"/>
-    <w:basedOn w:val="DefaultParagraphFont"/>
-    <w:link w:val="Heading3"/>
+  <w:style w:type="character" w:customStyle="1" w:styleId="30">
+    <w:name w:val="Заголовок 3 Знак"/>
+    <w:basedOn w:val="a0"/>
+    <w:link w:val="3"/>
     <w:semiHidden/>
     <w:rsid w:val="00AF1669"/>
     <w:rPr>
@@ -16612,32 +16630,32 @@
   </w:style>
   <w:style w:type="character" w:customStyle="1" w:styleId="katex-mathml">
     <w:name w:val="katex-mathml"/>
-    <w:basedOn w:val="DefaultParagraphFont"/>
+    <w:basedOn w:val="a0"/>
     <w:rsid w:val="00010AB5"/>
   </w:style>
   <w:style w:type="character" w:customStyle="1" w:styleId="mord">
     <w:name w:val="mord"/>
-    <w:basedOn w:val="DefaultParagraphFont"/>
+    <w:basedOn w:val="a0"/>
     <w:rsid w:val="00010AB5"/>
   </w:style>
   <w:style w:type="character" w:customStyle="1" w:styleId="mopen">
     <w:name w:val="mopen"/>
-    <w:basedOn w:val="DefaultParagraphFont"/>
+    <w:basedOn w:val="a0"/>
     <w:rsid w:val="00010AB5"/>
   </w:style>
   <w:style w:type="character" w:customStyle="1" w:styleId="mrel">
     <w:name w:val="mrel"/>
-    <w:basedOn w:val="DefaultParagraphFont"/>
+    <w:basedOn w:val="a0"/>
     <w:rsid w:val="00010AB5"/>
   </w:style>
   <w:style w:type="character" w:customStyle="1" w:styleId="mclose">
     <w:name w:val="mclose"/>
-    <w:basedOn w:val="DefaultParagraphFont"/>
+    <w:basedOn w:val="a0"/>
     <w:rsid w:val="00010AB5"/>
   </w:style>
   <w:style w:type="character" w:customStyle="1" w:styleId="vlist-s">
     <w:name w:val="vlist-s"/>
-    <w:basedOn w:val="DefaultParagraphFont"/>
+    <w:basedOn w:val="a0"/>
     <w:rsid w:val="00010AB5"/>
   </w:style>
 </w:styles>
